--- a/5. Evaluación del Desempeño/PR-13 Auditoría Interna.docx
+++ b/5. Evaluación del Desempeño/PR-13 Auditoría Interna.docx
@@ -3873,7 +3873,7 @@
               <w:sz w:val="20"/>
               <w:szCs w:val="20"/>
             </w:rPr>
-            <w:t xml:space="preserve">Vigencia: </w:t>
+            <w:t xml:space="preserve">Vigencia: Mayo 2026</w:t>
           </w:r>
         </w:p>
       </w:tc>
